--- a/ContentCreation-A11Y-Workshop-Exercises.docx
+++ b/ContentCreation-A11Y-Workshop-Exercises.docx
@@ -857,21 +857,7 @@
         <w:rPr>
           <w:lang w:val="en-US"/>
         </w:rPr>
-        <w:t xml:space="preserve">Ideally, we will complete the </w:t>
-      </w:r>
-      <w:proofErr w:type="spellStart"/>
-      <w:r>
-        <w:rPr>
-          <w:lang w:val="en-US"/>
-        </w:rPr>
-        <w:t>webmastering</w:t>
-      </w:r>
-      <w:proofErr w:type="spellEnd"/>
-      <w:r>
-        <w:rPr>
-          <w:lang w:val="en-US"/>
-        </w:rPr>
-        <w:t xml:space="preserve"> exercises directly in the relevant CMS, but in general, the exercises at </w:t>
+        <w:t xml:space="preserve">Ideally, we will complete the webmastering exercises directly in the relevant CMS, but in general, </w:t>
       </w:r>
       <w:hyperlink r:id="rId8" w:history="1">
         <w:r>
@@ -879,20 +865,100 @@
             <w:rStyle w:val="Hyperlink"/>
             <w:lang w:val="en-US"/>
           </w:rPr>
-          <w:t>the workshop page</w:t>
+          <w:t>the workshop e</w:t>
+        </w:r>
+        <w:r>
+          <w:rPr>
+            <w:rStyle w:val="Hyperlink"/>
+            <w:lang w:val="en-US"/>
+          </w:rPr>
+          <w:t>x</w:t>
+        </w:r>
+        <w:r>
+          <w:rPr>
+            <w:rStyle w:val="Hyperlink"/>
+            <w:lang w:val="en-US"/>
+          </w:rPr>
+          <w:t>ercises page</w:t>
         </w:r>
       </w:hyperlink>
       <w:r>
         <w:rPr>
           <w:lang w:val="en-US"/>
         </w:rPr>
+        <w:t xml:space="preserve"> can also be used.</w:t>
+      </w:r>
+      <w:r>
+        <w:rPr>
+          <w:lang w:val="en-US"/>
+        </w:rPr>
         <w:t xml:space="preserve"> </w:t>
       </w:r>
       <w:r>
         <w:rPr>
           <w:lang w:val="en-US"/>
         </w:rPr>
-        <w:t xml:space="preserve"> can also be used.</w:t>
+        <w:t>The attachments required to perform the exercises</w:t>
+      </w:r>
+      <w:r>
+        <w:rPr>
+          <w:lang w:val="en-US"/>
+        </w:rPr>
+        <w:t xml:space="preserve"> are </w:t>
+      </w:r>
+      <w:r>
+        <w:rPr>
+          <w:lang w:val="en-US"/>
+        </w:rPr>
+        <w:t xml:space="preserve">available </w:t>
+      </w:r>
+      <w:r>
+        <w:rPr>
+          <w:lang w:val="en-US"/>
+        </w:rPr>
+        <w:t>in a</w:t>
+      </w:r>
+      <w:r>
+        <w:rPr>
+          <w:lang w:val="en-US"/>
+        </w:rPr>
+        <w:t xml:space="preserve"> </w:t>
+      </w:r>
+      <w:hyperlink r:id="rId9" w:history="1">
+        <w:r>
+          <w:rPr>
+            <w:rStyle w:val="Hyperlink"/>
+            <w:lang w:val="en-US"/>
+          </w:rPr>
+          <w:t xml:space="preserve">the </w:t>
+        </w:r>
+        <w:r>
+          <w:rPr>
+            <w:rStyle w:val="Hyperlink"/>
+            <w:lang w:val="en-US"/>
+          </w:rPr>
+          <w:t>content-a</w:t>
+        </w:r>
+        <w:r>
+          <w:rPr>
+            <w:rStyle w:val="Hyperlink"/>
+            <w:lang w:val="en-US"/>
+          </w:rPr>
+          <w:t>c</w:t>
+        </w:r>
+        <w:r>
+          <w:rPr>
+            <w:rStyle w:val="Hyperlink"/>
+            <w:lang w:val="en-US"/>
+          </w:rPr>
+          <w:t>cessibility-workshop.zip file</w:t>
+        </w:r>
+      </w:hyperlink>
+      <w:r>
+        <w:rPr>
+          <w:lang w:val="en-US"/>
+        </w:rPr>
+        <w:t>.</w:t>
       </w:r>
     </w:p>
     <w:p>
@@ -929,16 +995,8 @@
         <w:rPr>
           <w:lang w:val="fr-BE"/>
         </w:rPr>
-        <w:t xml:space="preserve">Access to CMS </w:t>
-      </w:r>
-      <w:proofErr w:type="spellStart"/>
-      <w:r>
-        <w:rPr>
-          <w:lang w:val="fr-BE"/>
-        </w:rPr>
-        <w:t>environment</w:t>
-      </w:r>
-      <w:proofErr w:type="spellEnd"/>
+        <w:t>Access to CMS environment</w:t>
+      </w:r>
     </w:p>
     <w:p>
       <w:pPr>
@@ -956,16 +1014,8 @@
         <w:rPr>
           <w:lang w:val="fr-BE"/>
         </w:rPr>
-        <w:t xml:space="preserve">Media </w:t>
-      </w:r>
-      <w:proofErr w:type="spellStart"/>
-      <w:r>
-        <w:rPr>
-          <w:lang w:val="fr-BE"/>
-        </w:rPr>
-        <w:t>library</w:t>
-      </w:r>
-      <w:proofErr w:type="spellEnd"/>
+        <w:t>Media library</w:t>
+      </w:r>
     </w:p>
     <w:p>
       <w:pPr>
@@ -983,30 +1033,8 @@
         <w:rPr>
           <w:lang w:val="fr-BE"/>
         </w:rPr>
-        <w:t xml:space="preserve">WYSIWYG / Rich </w:t>
-      </w:r>
-      <w:proofErr w:type="spellStart"/>
-      <w:r>
-        <w:rPr>
-          <w:lang w:val="fr-BE"/>
-        </w:rPr>
-        <w:t>text</w:t>
-      </w:r>
-      <w:proofErr w:type="spellEnd"/>
-      <w:r>
-        <w:rPr>
-          <w:lang w:val="fr-BE"/>
-        </w:rPr>
-        <w:t xml:space="preserve"> </w:t>
-      </w:r>
-      <w:proofErr w:type="spellStart"/>
-      <w:r>
-        <w:rPr>
-          <w:lang w:val="fr-BE"/>
-        </w:rPr>
-        <w:t>feature</w:t>
-      </w:r>
-      <w:proofErr w:type="spellEnd"/>
+        <w:t>WYSIWYG / Rich text feature</w:t>
+      </w:r>
     </w:p>
     <w:p>
       <w:pPr>
@@ -1024,16 +1052,8 @@
         <w:rPr>
           <w:lang w:val="fr-BE"/>
         </w:rPr>
-        <w:t xml:space="preserve">Microsoft Word </w:t>
-      </w:r>
-      <w:proofErr w:type="spellStart"/>
-      <w:r>
-        <w:rPr>
-          <w:lang w:val="fr-BE"/>
-        </w:rPr>
-        <w:t>license</w:t>
-      </w:r>
-      <w:proofErr w:type="spellEnd"/>
+        <w:t>Microsoft Word license</w:t>
+      </w:r>
     </w:p>
     <w:p>
       <w:pPr>
@@ -1051,17 +1071,9 @@
         <w:rPr>
           <w:lang w:val="fr-BE"/>
         </w:rPr>
-        <w:t xml:space="preserve">Adobe Acrobat Pro </w:t>
-      </w:r>
-      <w:proofErr w:type="spellStart"/>
-      <w:r>
-        <w:rPr>
-          <w:lang w:val="fr-BE"/>
-        </w:rPr>
-        <w:t>license</w:t>
+        <w:t>Adobe Acrobat Pro license</w:t>
       </w:r>
       <w:bookmarkStart w:id="4" w:name="_Toc214631946"/>
-      <w:proofErr w:type="spellEnd"/>
       <w:r>
         <w:rPr>
           <w:lang w:val="fr-BE"/>
@@ -1118,7 +1130,7 @@
         </w:rPr>
         <w:t xml:space="preserve">s put the theoretical principles of accessible media management into practice. We have selected three images that you may upload and add to </w:t>
       </w:r>
-      <w:hyperlink r:id="rId9" w:history="1">
+      <w:hyperlink r:id="rId10" w:history="1">
         <w:r>
           <w:rPr>
             <w:rStyle w:val="Hyperlink"/>
@@ -1197,8 +1209,7 @@
         </w:rPr>
         <w:t xml:space="preserve"> </w:t>
       </w:r>
-      <w:hyperlink r:id="rId10" w:history="1">
-        <w:proofErr w:type="spellStart"/>
+      <w:hyperlink r:id="rId11" w:history="1">
         <w:r>
           <w:rPr>
             <w:rFonts w:ascii="Manrope ExtraBold" w:hAnsi="Manrope ExtraBold"/>
@@ -1208,19 +1219,7 @@
             <w:u w:val="single"/>
             <w:lang w:val="en-US"/>
           </w:rPr>
-          <w:t>Silktide</w:t>
-        </w:r>
-        <w:proofErr w:type="spellEnd"/>
-        <w:r>
-          <w:rPr>
-            <w:rFonts w:ascii="Manrope ExtraBold" w:hAnsi="Manrope ExtraBold"/>
-            <w:b/>
-            <w:bCs/>
-            <w:color w:val="0000D2" w:themeColor="accent1"/>
-            <w:u w:val="single"/>
-            <w:lang w:val="en-US"/>
-          </w:rPr>
-          <w:t xml:space="preserve"> Toolbar</w:t>
+          <w:t>Silktide Toolbar</w:t>
         </w:r>
       </w:hyperlink>
       <w:r>
@@ -1405,7 +1404,7 @@
         </w:rPr>
         <w:t xml:space="preserve">Fill in the </w:t>
       </w:r>
-      <w:hyperlink r:id="rId11" w:history="1">
+      <w:hyperlink r:id="rId12" w:history="1">
         <w:r>
           <w:rPr>
             <w:rStyle w:val="Hyperlink"/>
@@ -1462,7 +1461,7 @@
                     <pic:cNvPicPr/>
                   </pic:nvPicPr>
                   <pic:blipFill>
-                    <a:blip r:embed="rId12" cstate="print">
+                    <a:blip r:embed="rId13" cstate="print">
                       <a:extLst>
                         <a:ext uri="{28A0092B-C50C-407E-A947-70E740481C1C}">
                           <a14:useLocalDpi xmlns:a14="http://schemas.microsoft.com/office/drawing/2010/main" val="0"/>
@@ -1515,7 +1514,7 @@
                     <pic:cNvPicPr/>
                   </pic:nvPicPr>
                   <pic:blipFill>
-                    <a:blip r:embed="rId13" cstate="print">
+                    <a:blip r:embed="rId14" cstate="print">
                       <a:extLst>
                         <a:ext uri="{28A0092B-C50C-407E-A947-70E740481C1C}">
                           <a14:useLocalDpi xmlns:a14="http://schemas.microsoft.com/office/drawing/2010/main" val="0"/>
@@ -1582,7 +1581,7 @@
                     <pic:cNvPicPr/>
                   </pic:nvPicPr>
                   <pic:blipFill>
-                    <a:blip r:embed="rId14">
+                    <a:blip r:embed="rId15">
                       <a:extLst>
                         <a:ext uri="{28A0092B-C50C-407E-A947-70E740481C1C}">
                           <a14:useLocalDpi xmlns:a14="http://schemas.microsoft.com/office/drawing/2010/main" val="0"/>
@@ -1783,13 +1782,13 @@
         </w:rPr>
         <w:t xml:space="preserve">Add a link to the </w:t>
       </w:r>
-      <w:hyperlink r:id="rId15" w:history="1">
+      <w:hyperlink r:id="rId16" w:history="1">
         <w:r>
           <w:rPr>
             <w:rStyle w:val="Hyperlink"/>
             <w:lang w:val="en-US"/>
           </w:rPr>
-          <w:t>Axe Rule 4.8 Heading Order</w:t>
+          <w:t>https://dequeuniversity.com/rules/axe/4.8/heading-order</w:t>
         </w:r>
       </w:hyperlink>
       <w:r>
@@ -1802,25 +1801,7 @@
         <w:rPr>
           <w:lang w:val="en-US"/>
         </w:rPr>
-        <w:t>(</w:t>
-      </w:r>
-      <w:r>
-        <w:rPr>
-          <w:lang w:val="en-US"/>
-        </w:rPr>
-        <w:t>https://dequeuniversity.com/rules/axe/4.8/heading-order</w:t>
-      </w:r>
-      <w:r>
-        <w:rPr>
-          <w:lang w:val="en-US"/>
-        </w:rPr>
-        <w:t>)</w:t>
-      </w:r>
-      <w:r>
-        <w:rPr>
-          <w:lang w:val="en-US"/>
-        </w:rPr>
-        <w:t xml:space="preserve"> page</w:t>
+        <w:t>page</w:t>
       </w:r>
     </w:p>
     <w:p>
@@ -1875,7 +1856,23 @@
           <w:szCs w:val="18"/>
           <w:lang w:val="en-US"/>
         </w:rPr>
-        <w:t xml:space="preserve"> (open in a new tab, downloadable)</w:t>
+        <w:t xml:space="preserve"> (open in a new </w:t>
+      </w:r>
+      <w:r>
+        <w:rPr>
+          <w:sz w:val="20"/>
+          <w:szCs w:val="18"/>
+          <w:lang w:val="en-US"/>
+        </w:rPr>
+        <w:t>window</w:t>
+      </w:r>
+      <w:r>
+        <w:rPr>
+          <w:sz w:val="20"/>
+          <w:szCs w:val="18"/>
+          <w:lang w:val="en-US"/>
+        </w:rPr>
+        <w:t>)</w:t>
       </w:r>
       <w:r>
         <w:rPr>
@@ -2337,7 +2334,19 @@
         <w:rPr>
           <w:lang w:val="en-US"/>
         </w:rPr>
-        <w:t xml:space="preserve"> accessible PDF documents. In any case, even if your Word document is optimi</w:t>
+        <w:t xml:space="preserve"> </w:t>
+      </w:r>
+      <w:r>
+        <w:rPr>
+          <w:lang w:val="en-US"/>
+        </w:rPr>
+        <w:t xml:space="preserve">an </w:t>
+      </w:r>
+      <w:r>
+        <w:rPr>
+          <w:lang w:val="en-US"/>
+        </w:rPr>
+        <w:t>accessible PDF. In any case, even if your Word document is optimi</w:t>
       </w:r>
       <w:r>
         <w:rPr>
@@ -2431,7 +2440,31 @@
         <w:rPr>
           <w:lang w:val="en-US"/>
         </w:rPr>
-        <w:t xml:space="preserve"> PDF Accessibility Check on the one hand, but also manual verification of the 23 PDF techniques on the other.</w:t>
+        <w:t xml:space="preserve"> PDF Accessibility Check on the one hand, but also manual verification of the 23 PDF techniques</w:t>
+      </w:r>
+      <w:r>
+        <w:rPr>
+          <w:lang w:val="en-US"/>
+        </w:rPr>
+        <w:t xml:space="preserve"> </w:t>
+      </w:r>
+      <w:r>
+        <w:rPr>
+          <w:lang w:val="en-US"/>
+        </w:rPr>
+        <w:t>+</w:t>
+      </w:r>
+      <w:r>
+        <w:rPr>
+          <w:lang w:val="en-US"/>
+        </w:rPr>
+        <w:t xml:space="preserve"> some web principles</w:t>
+      </w:r>
+      <w:r>
+        <w:rPr>
+          <w:lang w:val="en-US"/>
+        </w:rPr>
+        <w:t xml:space="preserve"> on the other.</w:t>
       </w:r>
     </w:p>
     <w:p>
@@ -2897,7 +2930,7 @@
         </w:rPr>
         <w:t xml:space="preserve">Alt for links -&gt; </w:t>
       </w:r>
-      <w:hyperlink r:id="rId16" w:history="1">
+      <w:hyperlink r:id="rId17" w:history="1">
         <w:r>
           <w:rPr>
             <w:rStyle w:val="Hyperlink"/>
@@ -3051,11 +3084,11 @@
           <w:lang w:val="en-US"/>
         </w:rPr>
         <w:sectPr>
-          <w:headerReference w:type="default" r:id="rId17"/>
-          <w:footerReference w:type="even" r:id="rId18"/>
-          <w:footerReference w:type="default" r:id="rId19"/>
-          <w:headerReference w:type="first" r:id="rId20"/>
-          <w:footerReference w:type="first" r:id="rId21"/>
+          <w:headerReference w:type="default" r:id="rId18"/>
+          <w:footerReference w:type="even" r:id="rId19"/>
+          <w:footerReference w:type="default" r:id="rId20"/>
+          <w:headerReference w:type="first" r:id="rId21"/>
+          <w:footerReference w:type="first" r:id="rId22"/>
           <w:pgSz w:w="11900" w:h="16840" w:code="9"/>
           <w:pgMar w:top="1440" w:right="1077" w:bottom="1440" w:left="1077" w:header="680" w:footer="680" w:gutter="0"/>
           <w:cols w:space="708"/>
@@ -3111,7 +3144,7 @@
                 <w:lang w:val="en-US"/>
               </w:rPr>
               <w:drawing>
-                <wp:inline distT="0" distB="0" distL="0" distR="0" wp14:anchorId="10A6DBB2" wp14:editId="4772CA4F">
+                <wp:inline distT="0" distB="0" distL="0" distR="0" wp14:anchorId="10A6DBB2" wp14:editId="6E4E4917">
                   <wp:extent cx="360000" cy="249346"/>
                   <wp:effectExtent l="0" t="0" r="2540" b="0"/>
                   <wp:docPr id="2" name="Picture 2" descr="Background pattern, icon&#10;&#10;Description automatically generated"/>
@@ -3126,7 +3159,7 @@
                           <pic:cNvPicPr/>
                         </pic:nvPicPr>
                         <pic:blipFill>
-                          <a:blip r:embed="rId22" cstate="print">
+                          <a:blip r:embed="rId23" cstate="print">
                             <a:extLst>
                               <a:ext uri="{28A0092B-C50C-407E-A947-70E740481C1C}">
                                 <a14:useLocalDpi xmlns:a14="http://schemas.microsoft.com/office/drawing/2010/main" val="0"/>
@@ -3276,8 +3309,8 @@
       </w:pPr>
     </w:p>
     <w:sectPr>
-      <w:headerReference w:type="default" r:id="rId23"/>
-      <w:footerReference w:type="default" r:id="rId24"/>
+      <w:headerReference w:type="default" r:id="rId24"/>
+      <w:footerReference w:type="default" r:id="rId25"/>
       <w:pgSz w:w="11900" w:h="16840" w:code="9"/>
       <w:pgMar w:top="2268" w:right="1701" w:bottom="2268" w:left="1701" w:header="624" w:footer="624" w:gutter="0"/>
       <w:cols w:space="708"/>
@@ -3319,11 +3352,6 @@
         <w:docPartUnique/>
       </w:docPartObj>
     </w:sdtPr>
-    <w:sdtEndPr>
-      <w:rPr>
-        <w:rStyle w:val="PageNumber"/>
-      </w:rPr>
-    </w:sdtEndPr>
     <w:sdtContent>
       <w:p>
         <w:pPr>
@@ -3382,11 +3410,6 @@
         <w:docPartUnique/>
       </w:docPartObj>
     </w:sdtPr>
-    <w:sdtEndPr>
-      <w:rPr>
-        <w:rStyle w:val="PageNumber"/>
-      </w:rPr>
-    </w:sdtEndPr>
     <w:sdtContent>
       <w:p>
         <w:pPr>
